--- a/docs/moodboard.docx
+++ b/docs/moodboard.docx
@@ -1,14 +1,15 @@
 
 <file path=word/document.xml><?xml version="1.0" encoding="utf-8"?>
-<w:document xmlns:wpc="http://schemas.microsoft.com/office/word/2010/wordprocessingCanvas" xmlns:mc="http://schemas.openxmlformats.org/markup-compatibility/2006" xmlns:o="urn:schemas-microsoft-com:office:office" xmlns:r="http://schemas.openxmlformats.org/officeDocument/2006/relationships" xmlns:m="http://schemas.openxmlformats.org/officeDocument/2006/math" xmlns:v="urn:schemas-microsoft-com:vml" xmlns:wp14="http://schemas.microsoft.com/office/word/2010/wordprocessingDrawing" xmlns:wp="http://schemas.openxmlformats.org/drawingml/2006/wordprocessingDrawing" xmlns:w10="urn:schemas-microsoft-com:office:word" xmlns:w="http://schemas.openxmlformats.org/wordprocessingml/2006/main" xmlns:w14="http://schemas.microsoft.com/office/word/2010/wordml" xmlns:w15="http://schemas.microsoft.com/office/word/2012/wordml" xmlns:wpg="http://schemas.microsoft.com/office/word/2010/wordprocessingGroup" xmlns:wpi="http://schemas.microsoft.com/office/word/2010/wordprocessingInk" xmlns:wne="http://schemas.microsoft.com/office/word/2006/wordml" xmlns:wps="http://schemas.microsoft.com/office/word/2010/wordprocessingShape" xmlns:w16se="http://schemas.microsoft.com/office/word/2015/wordml/symex" xmlns:w16cid="http://schemas.microsoft.com/office/word/2016/wordml/cid" xmlns:w16="http://schemas.microsoft.com/office/word/2018/wordml" xmlns:w16cex="http://schemas.microsoft.com/office/word/2018/wordml/cex" xmlns:w16sdtdh="http://schemas.microsoft.com/office/word/2020/wordml/sdtdatahash" xmlns:w16sdtfl="http://schemas.microsoft.com/office/word/2024/wordml/sdtformatlock" xmlns:a="http://schemas.openxmlformats.org/drawingml/2006/main" xmlns:pic="http://schemas.openxmlformats.org/drawingml/2006/picture" xmlns:a14="http://schemas.microsoft.com/office/drawing/2010/main" mc:Ignorable="w14 w15 wp14 w16se w16cid w16 w16cex w16sdtdh w16sdtfl">
+<w:document xmlns:o="urn:schemas-microsoft-com:office:office" xmlns:r="http://schemas.openxmlformats.org/officeDocument/2006/relationships" xmlns:v="urn:schemas-microsoft-com:vml" xmlns:w="http://schemas.openxmlformats.org/wordprocessingml/2006/main" xmlns:w10="urn:schemas-microsoft-com:office:word" xmlns:wp="http://schemas.openxmlformats.org/drawingml/2006/wordprocessingDrawing" xmlns:pic="http://schemas.openxmlformats.org/drawingml/2006/picture" xmlns:wps="http://schemas.microsoft.com/office/word/2010/wordprocessingShape" xmlns:wpg="http://schemas.microsoft.com/office/word/2010/wordprocessingGroup" xmlns:mc="http://schemas.openxmlformats.org/markup-compatibility/2006" xmlns:wp14="http://schemas.microsoft.com/office/word/2010/wordprocessingDrawing" xmlns:w14="http://schemas.microsoft.com/office/word/2010/wordml" xmlns:w15="http://schemas.microsoft.com/office/word/2012/wordml" mc:Ignorable="w14 wp14 w15">
   <w:body>
-    <w:p xmlns:wp14="http://schemas.microsoft.com/office/word/2010/wordml" wp14:paraId="690E0499" wp14:textId="5C565CF9">
-      <w:pPr>
-        <w:pStyle w:val="Normal"/>
+    <w:p>
+      <w:pPr>
+        <w:pStyle w:val="Normal"/>
+        <w:rPr/>
       </w:pPr>
       <w:r>
         <w:drawing>
-          <wp:anchor xmlns:wp14="http://schemas.microsoft.com/office/word/2010/wordprocessingDrawing" distT="0" distB="0" distL="114300" distR="114300" simplePos="0" relativeHeight="251658240" behindDoc="0" locked="0" layoutInCell="1" allowOverlap="1" wp14:editId="6B8C8A29" wp14:anchorId="25D837D7">
+          <wp:anchor distT="0" distB="0" distL="0" distR="0" simplePos="0" relativeHeight="2" behindDoc="0" locked="0" layoutInCell="1" allowOverlap="1">
             <wp:simplePos x="0" y="0"/>
             <wp:positionH relativeFrom="column">
               <wp:posOffset>-314325</wp:posOffset>
@@ -19,30 +20,26 @@
             <wp:extent cx="8858250" cy="266700"/>
             <wp:effectExtent l="0" t="0" r="0" b="0"/>
             <wp:wrapNone/>
-            <wp:docPr id="3618078" name="drawing"/>
+            <wp:docPr id="1" name="drawing"/>
             <wp:cNvGraphicFramePr>
-              <a:graphicFrameLocks noChangeAspect="1"/>
+              <a:graphicFrameLocks xmlns:a="http://schemas.openxmlformats.org/drawingml/2006/main" noChangeAspect="1"/>
             </wp:cNvGraphicFramePr>
-            <a:graphic>
-              <a:graphicData xmlns:a="http://schemas.openxmlformats.org/drawingml/2006/main" uri="http://schemas.openxmlformats.org/drawingml/2006/picture">
+            <a:graphic xmlns:a="http://schemas.openxmlformats.org/drawingml/2006/main">
+              <a:graphicData uri="http://schemas.openxmlformats.org/drawingml/2006/picture">
                 <pic:pic xmlns:pic="http://schemas.openxmlformats.org/drawingml/2006/picture">
                   <pic:nvPicPr>
-                    <pic:cNvPr id="3618078" name="Picture 3618078"/>
-                    <pic:cNvPicPr/>
+                    <pic:cNvPr id="1" name="drawing"/>
+                    <pic:cNvPicPr>
+                      <a:picLocks noChangeAspect="1" noChangeArrowheads="1"/>
+                    </pic:cNvPicPr>
                   </pic:nvPicPr>
                   <pic:blipFill>
-                    <a:blip xmlns:r="http://schemas.openxmlformats.org/officeDocument/2006/relationships" r:embed="rId1316202808">
-                      <a:extLst>
-                        <a:ext uri="{28A0092B-C50C-407E-A947-70E740481C1C}">
-                          <a14:useLocalDpi xmlns:a14="http://schemas.microsoft.com/office/drawing/2010/main"/>
-                        </a:ext>
-                      </a:extLst>
-                    </a:blip>
+                    <a:blip r:embed="rId2"/>
                     <a:stretch>
                       <a:fillRect/>
                     </a:stretch>
                   </pic:blipFill>
-                  <pic:spPr>
+                  <pic:spPr bwMode="auto">
                     <a:xfrm>
                       <a:off x="0" y="0"/>
                       <a:ext cx="8858250" cy="266700"/>
@@ -50,16 +47,11 @@
                     <a:prstGeom prst="rect">
                       <a:avLst/>
                     </a:prstGeom>
+                    <a:noFill/>
                   </pic:spPr>
                 </pic:pic>
               </a:graphicData>
             </a:graphic>
-            <wp14:sizeRelH relativeFrom="page">
-              <wp14:pctWidth>0</wp14:pctWidth>
-            </wp14:sizeRelH>
-            <wp14:sizeRelV relativeFrom="page">
-              <wp14:pctHeight>0</wp14:pctHeight>
-            </wp14:sizeRelV>
           </wp:anchor>
         </w:drawing>
       </w:r>
@@ -68,13 +60,15 @@
         <w:t xml:space="preserve">       </w:t>
       </w:r>
     </w:p>
-    <w:p xmlns:wp14="http://schemas.microsoft.com/office/word/2010/wordml" wp14:paraId="15CBA897" wp14:textId="359EA959">
-      <w:pPr>
-        <w:pStyle w:val="Normal"/>
-      </w:pPr>
-      <w:r>
+    <w:p>
+      <w:pPr>
+        <w:pStyle w:val="Normal"/>
+        <w:rPr/>
+      </w:pPr>
+      <w:r>
+        <w:rPr/>
         <w:drawing>
-          <wp:anchor xmlns:wp14="http://schemas.microsoft.com/office/word/2010/wordprocessingDrawing" distT="0" distB="0" distL="114300" distR="114300" simplePos="0" relativeHeight="251658240" behindDoc="0" locked="0" layoutInCell="1" allowOverlap="1" wp14:editId="0B354527" wp14:anchorId="50D71835">
+          <wp:anchor distT="0" distB="0" distL="0" distR="0" simplePos="0" relativeHeight="3" behindDoc="0" locked="0" layoutInCell="1" allowOverlap="1">
             <wp:simplePos x="0" y="0"/>
             <wp:positionH relativeFrom="column">
               <wp:posOffset>1847850</wp:posOffset>
@@ -85,30 +79,26 @@
             <wp:extent cx="6877050" cy="1181100"/>
             <wp:effectExtent l="0" t="0" r="0" b="0"/>
             <wp:wrapNone/>
-            <wp:docPr id="886650152" name="drawing"/>
+            <wp:docPr id="2" name="Image2"/>
             <wp:cNvGraphicFramePr>
-              <a:graphicFrameLocks noChangeAspect="1"/>
+              <a:graphicFrameLocks xmlns:a="http://schemas.openxmlformats.org/drawingml/2006/main" noChangeAspect="1"/>
             </wp:cNvGraphicFramePr>
-            <a:graphic>
-              <a:graphicData xmlns:a="http://schemas.openxmlformats.org/drawingml/2006/main" uri="http://schemas.openxmlformats.org/drawingml/2006/picture">
+            <a:graphic xmlns:a="http://schemas.openxmlformats.org/drawingml/2006/main">
+              <a:graphicData uri="http://schemas.openxmlformats.org/drawingml/2006/picture">
                 <pic:pic xmlns:pic="http://schemas.openxmlformats.org/drawingml/2006/picture">
                   <pic:nvPicPr>
-                    <pic:cNvPr id="886650152" name="Picture 886650152"/>
-                    <pic:cNvPicPr/>
+                    <pic:cNvPr id="2" name="Image2"/>
+                    <pic:cNvPicPr>
+                      <a:picLocks noChangeAspect="1" noChangeArrowheads="1"/>
+                    </pic:cNvPicPr>
                   </pic:nvPicPr>
                   <pic:blipFill>
-                    <a:blip xmlns:r="http://schemas.openxmlformats.org/officeDocument/2006/relationships" r:embed="rId1757317847">
-                      <a:extLst>
-                        <a:ext uri="{28A0092B-C50C-407E-A947-70E740481C1C}">
-                          <a14:useLocalDpi xmlns:a14="http://schemas.microsoft.com/office/drawing/2010/main"/>
-                        </a:ext>
-                      </a:extLst>
-                    </a:blip>
+                    <a:blip r:embed="rId3"/>
                     <a:stretch>
                       <a:fillRect/>
                     </a:stretch>
                   </pic:blipFill>
-                  <pic:spPr>
+                  <pic:spPr bwMode="auto">
                     <a:xfrm>
                       <a:off x="0" y="0"/>
                       <a:ext cx="6877050" cy="1181100"/>
@@ -116,22 +106,15 @@
                     <a:prstGeom prst="rect">
                       <a:avLst/>
                     </a:prstGeom>
+                    <a:noFill/>
                   </pic:spPr>
                 </pic:pic>
               </a:graphicData>
             </a:graphic>
-            <wp14:sizeRelH relativeFrom="page">
-              <wp14:pctWidth>0</wp14:pctWidth>
-            </wp14:sizeRelH>
-            <wp14:sizeRelV relativeFrom="page">
-              <wp14:pctHeight>0</wp14:pctHeight>
-            </wp14:sizeRelV>
           </wp:anchor>
         </w:drawing>
-      </w:r>
-      <w:r>
         <w:drawing>
-          <wp:anchor xmlns:wp14="http://schemas.microsoft.com/office/word/2010/wordprocessingDrawing" distT="0" distB="0" distL="114300" distR="114300" simplePos="0" relativeHeight="251658240" behindDoc="0" locked="0" layoutInCell="1" allowOverlap="1" wp14:editId="3B289BF3" wp14:anchorId="7678277E">
+          <wp:anchor distT="0" distB="0" distL="0" distR="0" simplePos="0" relativeHeight="4" behindDoc="0" locked="0" layoutInCell="1" allowOverlap="1">
             <wp:simplePos x="0" y="0"/>
             <wp:positionH relativeFrom="column">
               <wp:posOffset>-495300</wp:posOffset>
@@ -139,81 +122,90 @@
             <wp:positionV relativeFrom="paragraph">
               <wp:posOffset>133350</wp:posOffset>
             </wp:positionV>
-            <wp:extent cx="2047875" cy="3356576"/>
+            <wp:extent cx="2047875" cy="3356610"/>
             <wp:effectExtent l="0" t="0" r="0" b="0"/>
             <wp:wrapNone/>
-            <wp:docPr id="286072658" name="drawing"/>
+            <wp:docPr id="3" name="Image3"/>
             <wp:cNvGraphicFramePr>
-              <a:graphicFrameLocks noChangeAspect="1"/>
+              <a:graphicFrameLocks xmlns:a="http://schemas.openxmlformats.org/drawingml/2006/main" noChangeAspect="1"/>
             </wp:cNvGraphicFramePr>
-            <a:graphic>
-              <a:graphicData xmlns:a="http://schemas.openxmlformats.org/drawingml/2006/main" uri="http://schemas.openxmlformats.org/drawingml/2006/picture">
+            <a:graphic xmlns:a="http://schemas.openxmlformats.org/drawingml/2006/main">
+              <a:graphicData uri="http://schemas.openxmlformats.org/drawingml/2006/picture">
                 <pic:pic xmlns:pic="http://schemas.openxmlformats.org/drawingml/2006/picture">
                   <pic:nvPicPr>
-                    <pic:cNvPr id="286072658" name="Picture 286072658"/>
-                    <pic:cNvPicPr/>
+                    <pic:cNvPr id="3" name="Image3"/>
+                    <pic:cNvPicPr>
+                      <a:picLocks noChangeAspect="1" noChangeArrowheads="1"/>
+                    </pic:cNvPicPr>
                   </pic:nvPicPr>
                   <pic:blipFill>
-                    <a:blip xmlns:r="http://schemas.openxmlformats.org/officeDocument/2006/relationships" r:embed="rId618991901">
-                      <a:extLst>
-                        <a:ext uri="{28A0092B-C50C-407E-A947-70E740481C1C}">
-                          <a14:useLocalDpi xmlns:a14="http://schemas.microsoft.com/office/drawing/2010/main"/>
-                        </a:ext>
-                      </a:extLst>
-                    </a:blip>
+                    <a:blip r:embed="rId4"/>
                     <a:stretch>
                       <a:fillRect/>
                     </a:stretch>
                   </pic:blipFill>
-                  <pic:spPr>
-                    <a:xfrm rot="0">
+                  <pic:spPr bwMode="auto">
+                    <a:xfrm>
                       <a:off x="0" y="0"/>
-                      <a:ext cx="2047875" cy="3356576"/>
+                      <a:ext cx="2047875" cy="3356610"/>
                     </a:xfrm>
                     <a:prstGeom prst="rect">
                       <a:avLst/>
                     </a:prstGeom>
+                    <a:noFill/>
                   </pic:spPr>
                 </pic:pic>
               </a:graphicData>
             </a:graphic>
-            <wp14:sizeRelH relativeFrom="page">
-              <wp14:pctWidth>0</wp14:pctWidth>
-            </wp14:sizeRelH>
-            <wp14:sizeRelV relativeFrom="page">
-              <wp14:pctHeight>0</wp14:pctHeight>
-            </wp14:sizeRelV>
           </wp:anchor>
         </w:drawing>
       </w:r>
     </w:p>
-    <w:p xmlns:wp14="http://schemas.microsoft.com/office/word/2010/wordml" wp14:paraId="1BFB3AC8" wp14:textId="6A91C44D">
-      <w:pPr>
-        <w:pStyle w:val="Normal"/>
-      </w:pPr>
-    </w:p>
-    <w:p xmlns:wp14="http://schemas.microsoft.com/office/word/2010/wordml" wp14:paraId="7C9B6347" wp14:textId="612136E4">
-      <w:pPr>
-        <w:pStyle w:val="Normal"/>
-      </w:pPr>
-    </w:p>
-    <w:p xmlns:wp14="http://schemas.microsoft.com/office/word/2010/wordml" wp14:paraId="201D8DDA" wp14:textId="17A7D32A">
-      <w:pPr>
-        <w:pStyle w:val="Normal"/>
-      </w:pPr>
-    </w:p>
-    <w:p xmlns:wp14="http://schemas.microsoft.com/office/word/2010/wordml" wp14:paraId="456C27D2" wp14:textId="6FAFCA1D">
-      <w:pPr>
-        <w:pStyle w:val="Normal"/>
-      </w:pPr>
-    </w:p>
-    <w:p xmlns:wp14="http://schemas.microsoft.com/office/word/2010/wordml" wp14:paraId="540030AA" wp14:noSpellErr="1" wp14:textId="35B49A7B">
-      <w:pPr>
-        <w:pStyle w:val="Normal"/>
-      </w:pPr>
-      <w:r>
+    <w:p>
+      <w:pPr>
+        <w:pStyle w:val="Normal"/>
+        <w:rPr/>
+      </w:pPr>
+      <w:r>
+        <w:rPr/>
+      </w:r>
+    </w:p>
+    <w:p>
+      <w:pPr>
+        <w:pStyle w:val="Normal"/>
+        <w:rPr/>
+      </w:pPr>
+      <w:r>
+        <w:rPr/>
+      </w:r>
+    </w:p>
+    <w:p>
+      <w:pPr>
+        <w:pStyle w:val="Normal"/>
+        <w:rPr/>
+      </w:pPr>
+      <w:r>
+        <w:rPr/>
+      </w:r>
+    </w:p>
+    <w:p>
+      <w:pPr>
+        <w:pStyle w:val="Normal"/>
+        <w:rPr/>
+      </w:pPr>
+      <w:r>
+        <w:rPr/>
+      </w:r>
+    </w:p>
+    <w:p>
+      <w:pPr>
+        <w:pStyle w:val="Normal"/>
+        <w:rPr/>
+      </w:pPr>
+      <w:r>
+        <w:rPr/>
         <w:drawing>
-          <wp:anchor xmlns:wp14="http://schemas.microsoft.com/office/word/2010/wordprocessingDrawing" distT="0" distB="0" distL="114300" distR="114300" simplePos="0" relativeHeight="251658240" behindDoc="0" locked="0" layoutInCell="1" allowOverlap="1" wp14:editId="432C15C0" wp14:anchorId="0473236E">
+          <wp:anchor distT="0" distB="0" distL="0" distR="0" simplePos="0" relativeHeight="5" behindDoc="0" locked="0" layoutInCell="1" allowOverlap="1">
             <wp:simplePos x="0" y="0"/>
             <wp:positionH relativeFrom="column">
               <wp:posOffset>1762125</wp:posOffset>
@@ -224,30 +216,26 @@
             <wp:extent cx="5000625" cy="1514475"/>
             <wp:effectExtent l="0" t="0" r="0" b="0"/>
             <wp:wrapNone/>
-            <wp:docPr id="2015003830" name="drawing"/>
+            <wp:docPr id="4" name="Image4"/>
             <wp:cNvGraphicFramePr>
-              <a:graphicFrameLocks noChangeAspect="1"/>
+              <a:graphicFrameLocks xmlns:a="http://schemas.openxmlformats.org/drawingml/2006/main" noChangeAspect="1"/>
             </wp:cNvGraphicFramePr>
-            <a:graphic>
-              <a:graphicData xmlns:a="http://schemas.openxmlformats.org/drawingml/2006/main" uri="http://schemas.openxmlformats.org/drawingml/2006/picture">
+            <a:graphic xmlns:a="http://schemas.openxmlformats.org/drawingml/2006/main">
+              <a:graphicData uri="http://schemas.openxmlformats.org/drawingml/2006/picture">
                 <pic:pic xmlns:pic="http://schemas.openxmlformats.org/drawingml/2006/picture">
                   <pic:nvPicPr>
-                    <pic:cNvPr id="2015003830" name="Picture 2015003830"/>
-                    <pic:cNvPicPr/>
+                    <pic:cNvPr id="4" name="Image4"/>
+                    <pic:cNvPicPr>
+                      <a:picLocks noChangeAspect="1" noChangeArrowheads="1"/>
+                    </pic:cNvPicPr>
                   </pic:nvPicPr>
                   <pic:blipFill>
-                    <a:blip xmlns:r="http://schemas.openxmlformats.org/officeDocument/2006/relationships" r:embed="rId616318072">
-                      <a:extLst>
-                        <a:ext uri="{28A0092B-C50C-407E-A947-70E740481C1C}">
-                          <a14:useLocalDpi xmlns:a14="http://schemas.microsoft.com/office/drawing/2010/main"/>
-                        </a:ext>
-                      </a:extLst>
-                    </a:blip>
+                    <a:blip r:embed="rId5"/>
                     <a:stretch>
                       <a:fillRect/>
                     </a:stretch>
                   </pic:blipFill>
-                  <pic:spPr>
+                  <pic:spPr bwMode="auto">
                     <a:xfrm>
                       <a:off x="0" y="0"/>
                       <a:ext cx="5000625" cy="1514475"/>
@@ -255,22 +243,15 @@
                     <a:prstGeom prst="rect">
                       <a:avLst/>
                     </a:prstGeom>
+                    <a:noFill/>
                   </pic:spPr>
                 </pic:pic>
               </a:graphicData>
             </a:graphic>
-            <wp14:sizeRelH relativeFrom="page">
-              <wp14:pctWidth>0</wp14:pctWidth>
-            </wp14:sizeRelH>
-            <wp14:sizeRelV relativeFrom="page">
-              <wp14:pctHeight>0</wp14:pctHeight>
-            </wp14:sizeRelV>
           </wp:anchor>
         </w:drawing>
-      </w:r>
-      <w:r>
         <w:drawing>
-          <wp:anchor xmlns:wp14="http://schemas.microsoft.com/office/word/2010/wordprocessingDrawing" distT="0" distB="0" distL="114300" distR="114300" simplePos="0" relativeHeight="251658240" behindDoc="0" locked="0" layoutInCell="1" allowOverlap="1" wp14:editId="796B1DEC" wp14:anchorId="361460C1">
+          <wp:anchor distT="0" distB="0" distL="0" distR="0" simplePos="0" relativeHeight="6" behindDoc="0" locked="0" layoutInCell="1" allowOverlap="1">
             <wp:simplePos x="0" y="0"/>
             <wp:positionH relativeFrom="column">
               <wp:posOffset>6819900</wp:posOffset>
@@ -278,50 +259,41 @@
             <wp:positionV relativeFrom="paragraph">
               <wp:posOffset>-19050</wp:posOffset>
             </wp:positionV>
-            <wp:extent cx="1724025" cy="1408308"/>
+            <wp:extent cx="1724025" cy="1408430"/>
             <wp:effectExtent l="0" t="0" r="0" b="0"/>
             <wp:wrapNone/>
-            <wp:docPr id="62862631" name="drawing"/>
+            <wp:docPr id="5" name="Image5"/>
             <wp:cNvGraphicFramePr>
-              <a:graphicFrameLocks noChangeAspect="1"/>
+              <a:graphicFrameLocks xmlns:a="http://schemas.openxmlformats.org/drawingml/2006/main" noChangeAspect="1"/>
             </wp:cNvGraphicFramePr>
-            <a:graphic>
-              <a:graphicData xmlns:a="http://schemas.openxmlformats.org/drawingml/2006/main" uri="http://schemas.openxmlformats.org/drawingml/2006/picture">
+            <a:graphic xmlns:a="http://schemas.openxmlformats.org/drawingml/2006/main">
+              <a:graphicData uri="http://schemas.openxmlformats.org/drawingml/2006/picture">
                 <pic:pic xmlns:pic="http://schemas.openxmlformats.org/drawingml/2006/picture">
                   <pic:nvPicPr>
-                    <pic:cNvPr id="62862631" name="Picture 62862631"/>
-                    <pic:cNvPicPr/>
+                    <pic:cNvPr id="5" name="Image5"/>
+                    <pic:cNvPicPr>
+                      <a:picLocks noChangeAspect="1" noChangeArrowheads="1"/>
+                    </pic:cNvPicPr>
                   </pic:nvPicPr>
                   <pic:blipFill>
-                    <a:blip xmlns:r="http://schemas.openxmlformats.org/officeDocument/2006/relationships" r:embed="rId2022130110">
-                      <a:extLst>
-                        <a:ext uri="{28A0092B-C50C-407E-A947-70E740481C1C}">
-                          <a14:useLocalDpi xmlns:a14="http://schemas.microsoft.com/office/drawing/2010/main"/>
-                        </a:ext>
-                      </a:extLst>
-                    </a:blip>
+                    <a:blip r:embed="rId6"/>
                     <a:stretch>
                       <a:fillRect/>
                     </a:stretch>
                   </pic:blipFill>
-                  <pic:spPr>
-                    <a:xfrm rot="0">
+                  <pic:spPr bwMode="auto">
+                    <a:xfrm>
                       <a:off x="0" y="0"/>
-                      <a:ext cx="1724025" cy="1408308"/>
+                      <a:ext cx="1724025" cy="1408430"/>
                     </a:xfrm>
                     <a:prstGeom prst="rect">
                       <a:avLst/>
                     </a:prstGeom>
+                    <a:noFill/>
                   </pic:spPr>
                 </pic:pic>
               </a:graphicData>
             </a:graphic>
-            <wp14:sizeRelH relativeFrom="page">
-              <wp14:pctWidth>0</wp14:pctWidth>
-            </wp14:sizeRelH>
-            <wp14:sizeRelV relativeFrom="page">
-              <wp14:pctHeight>0</wp14:pctHeight>
-            </wp14:sizeRelV>
           </wp:anchor>
         </w:drawing>
       </w:r>
@@ -329,30 +301,48 @@
     <w:p>
       <w:pPr>
         <w:pStyle w:val="Normal"/>
-      </w:pPr>
-    </w:p>
-    <w:p>
-      <w:pPr>
-        <w:pStyle w:val="Normal"/>
-      </w:pPr>
-    </w:p>
-    <w:p>
-      <w:pPr>
-        <w:pStyle w:val="Normal"/>
-      </w:pPr>
-    </w:p>
-    <w:p>
-      <w:pPr>
-        <w:pStyle w:val="Normal"/>
-      </w:pPr>
-    </w:p>
-    <w:p>
-      <w:pPr>
-        <w:pStyle w:val="Normal"/>
-      </w:pPr>
-      <w:r>
+        <w:rPr/>
+      </w:pPr>
+      <w:r>
+        <w:rPr/>
+      </w:r>
+    </w:p>
+    <w:p>
+      <w:pPr>
+        <w:pStyle w:val="Normal"/>
+        <w:rPr/>
+      </w:pPr>
+      <w:r>
+        <w:rPr/>
+      </w:r>
+    </w:p>
+    <w:p>
+      <w:pPr>
+        <w:pStyle w:val="Normal"/>
+        <w:rPr/>
+      </w:pPr>
+      <w:r>
+        <w:rPr/>
+      </w:r>
+    </w:p>
+    <w:p>
+      <w:pPr>
+        <w:pStyle w:val="Normal"/>
+        <w:rPr/>
+      </w:pPr>
+      <w:r>
+        <w:rPr/>
+      </w:r>
+    </w:p>
+    <w:p>
+      <w:pPr>
+        <w:pStyle w:val="Normal"/>
+        <w:rPr/>
+      </w:pPr>
+      <w:r>
+        <w:rPr/>
         <w:drawing>
-          <wp:anchor distT="0" distB="0" distL="114300" distR="114300" simplePos="0" relativeHeight="251658240" behindDoc="0" locked="0" layoutInCell="1" allowOverlap="1" wp14:editId="75C77E18" wp14:anchorId="56B81B24">
+          <wp:anchor distT="0" distB="0" distL="0" distR="0" simplePos="0" relativeHeight="7" behindDoc="0" locked="0" layoutInCell="1" allowOverlap="1">
             <wp:simplePos x="0" y="0"/>
             <wp:positionH relativeFrom="column">
               <wp:posOffset>3076575</wp:posOffset>
@@ -360,51 +350,42 @@
             <wp:positionV relativeFrom="paragraph">
               <wp:posOffset>28575</wp:posOffset>
             </wp:positionV>
-            <wp:extent cx="5353050" cy="295418"/>
+            <wp:extent cx="5353050" cy="295275"/>
             <wp:effectExtent l="0" t="0" r="0" b="0"/>
             <wp:wrapNone/>
-            <wp:docPr id="691601602" name="drawing" title="Combinaisons de couleurs vert et bleu (Top 20 choix + codes hexadécimaux)"/>
+            <wp:docPr id="6" name="Image6" title="Combinaisons de couleurs vert et bleu (Top 20 choix + codes hexadécimaux)"/>
             <wp:cNvGraphicFramePr>
-              <a:graphicFrameLocks noChangeAspect="1"/>
+              <a:graphicFrameLocks xmlns:a="http://schemas.openxmlformats.org/drawingml/2006/main" noChangeAspect="1"/>
             </wp:cNvGraphicFramePr>
-            <a:graphic>
-              <a:graphicData xmlns:a="http://schemas.openxmlformats.org/drawingml/2006/main" uri="http://schemas.openxmlformats.org/drawingml/2006/picture">
+            <a:graphic xmlns:a="http://schemas.openxmlformats.org/drawingml/2006/main">
+              <a:graphicData uri="http://schemas.openxmlformats.org/drawingml/2006/picture">
                 <pic:pic xmlns:pic="http://schemas.openxmlformats.org/drawingml/2006/picture">
                   <pic:nvPicPr>
-                    <pic:cNvPr id="691601602" name="Picture 691601602"/>
-                    <pic:cNvPicPr/>
+                    <pic:cNvPr id="6" name="Image6" title="Combinaisons de couleurs vert et bleu (Top 20 choix + codes hexadécimaux)"/>
+                    <pic:cNvPicPr>
+                      <a:picLocks noChangeAspect="1" noChangeArrowheads="1"/>
+                    </pic:cNvPicPr>
                   </pic:nvPicPr>
                   <pic:blipFill>
-                    <a:blip xmlns:r="http://schemas.openxmlformats.org/officeDocument/2006/relationships" r:embed="rId1941840593">
-                      <a:extLst>
-                        <a:ext uri="{28A0092B-C50C-407E-A947-70E740481C1C}">
-                          <a14:useLocalDpi xmlns:a14="http://schemas.microsoft.com/office/drawing/2010/main"/>
-                        </a:ext>
-                      </a:extLst>
-                    </a:blip>
-                    <a:srcRect l="0" t="90189" r="0" b="0"/>
+                    <a:blip r:embed="rId7"/>
+                    <a:srcRect l="0" t="90181" r="0" b="0"/>
                     <a:stretch>
                       <a:fillRect/>
                     </a:stretch>
                   </pic:blipFill>
-                  <pic:spPr>
-                    <a:xfrm rot="0">
+                  <pic:spPr bwMode="auto">
+                    <a:xfrm>
                       <a:off x="0" y="0"/>
-                      <a:ext cx="5353050" cy="295418"/>
+                      <a:ext cx="5353050" cy="295275"/>
                     </a:xfrm>
                     <a:prstGeom prst="rect">
                       <a:avLst/>
                     </a:prstGeom>
+                    <a:noFill/>
                   </pic:spPr>
                 </pic:pic>
               </a:graphicData>
             </a:graphic>
-            <wp14:sizeRelH relativeFrom="page">
-              <wp14:pctWidth>0</wp14:pctWidth>
-            </wp14:sizeRelH>
-            <wp14:sizeRelV relativeFrom="page">
-              <wp14:pctHeight>0</wp14:pctHeight>
-            </wp14:sizeRelV>
           </wp:anchor>
         </w:drawing>
       </w:r>
@@ -412,202 +393,53 @@
     <w:p>
       <w:pPr>
         <w:pStyle w:val="Normal"/>
-      </w:pPr>
-    </w:p>
-    <w:p xmlns:wp14="http://schemas.microsoft.com/office/word/2010/wordml" wp14:paraId="00F38A38" wp14:textId="70976B66">
-      <w:pPr>
-        <w:pStyle w:val="Normal"/>
-      </w:pPr>
-      <w:r>
-        <w:drawing>
-          <wp:inline xmlns:wp14="http://schemas.microsoft.com/office/word/2010/wordprocessingDrawing" wp14:editId="31965999" wp14:anchorId="5AC2416E">
-            <wp:extent cx="8858250" cy="4933950"/>
-            <wp:effectExtent l="0" t="0" r="0" b="0"/>
-            <wp:docPr id="1222647785" name="drawing"/>
-            <wp:cNvGraphicFramePr>
-              <a:graphicFrameLocks noChangeAspect="1"/>
-            </wp:cNvGraphicFramePr>
-            <a:graphic>
-              <a:graphicData xmlns:a="http://schemas.openxmlformats.org/drawingml/2006/main" uri="http://schemas.openxmlformats.org/drawingml/2006/picture">
-                <pic:pic xmlns:pic="http://schemas.openxmlformats.org/drawingml/2006/picture">
-                  <pic:nvPicPr>
-                    <pic:cNvPr id="1222647785" name="Picture 1222647785"/>
-                    <pic:cNvPicPr/>
-                  </pic:nvPicPr>
-                  <pic:blipFill>
-                    <a:blip xmlns:r="http://schemas.openxmlformats.org/officeDocument/2006/relationships" r:embed="rId1289320428">
-                      <a:extLst>
-                        <a:ext uri="{28A0092B-C50C-407E-A947-70E740481C1C}">
-                          <a14:useLocalDpi xmlns:a14="http://schemas.microsoft.com/office/drawing/2010/main"/>
-                        </a:ext>
-                      </a:extLst>
-                    </a:blip>
-                    <a:stretch>
-                      <a:fillRect/>
-                    </a:stretch>
-                  </pic:blipFill>
-                  <pic:spPr>
-                    <a:xfrm>
-                      <a:off x="0" y="0"/>
-                      <a:ext cx="8858250" cy="4933950"/>
-                    </a:xfrm>
-                    <a:prstGeom prst="rect">
-                      <a:avLst/>
-                    </a:prstGeom>
-                  </pic:spPr>
-                </pic:pic>
-              </a:graphicData>
-            </a:graphic>
-          </wp:inline>
-        </w:drawing>
-      </w:r>
-    </w:p>
-    <w:p xmlns:wp14="http://schemas.microsoft.com/office/word/2010/wordml" wp14:paraId="34A9B7F2" wp14:textId="2810DEF0">
-      <w:pPr>
-        <w:pStyle w:val="Normal"/>
-      </w:pPr>
-    </w:p>
-    <w:p xmlns:wp14="http://schemas.microsoft.com/office/word/2010/wordml" wp14:paraId="27588E07" wp14:textId="4F71FC5B">
-      <w:pPr>
-        <w:pStyle w:val="Normal"/>
-      </w:pPr>
-    </w:p>
-    <w:p xmlns:wp14="http://schemas.microsoft.com/office/word/2010/wordml" wp14:paraId="64538072" wp14:textId="56B7FF85">
-      <w:pPr>
-        <w:pStyle w:val="Normal"/>
-      </w:pPr>
-    </w:p>
-    <w:p xmlns:wp14="http://schemas.microsoft.com/office/word/2010/wordml" wp14:paraId="75077DBD" wp14:textId="100D5572">
-      <w:pPr>
-        <w:pStyle w:val="Normal"/>
-      </w:pPr>
-    </w:p>
-    <w:p xmlns:wp14="http://schemas.microsoft.com/office/word/2010/wordml" wp14:paraId="0F4A329B" wp14:textId="6D60F9B9">
-      <w:pPr>
-        <w:pStyle w:val="Normal"/>
-      </w:pPr>
-    </w:p>
-    <w:p xmlns:wp14="http://schemas.microsoft.com/office/word/2010/wordml" wp14:paraId="032A5A2D" wp14:textId="0D3891F5">
-      <w:pPr>
-        <w:pStyle w:val="Normal"/>
-      </w:pPr>
-    </w:p>
-    <w:p xmlns:wp14="http://schemas.microsoft.com/office/word/2010/wordml" wp14:paraId="2B84E240" wp14:textId="00A41BE8">
-      <w:pPr>
-        <w:pStyle w:val="Normal"/>
-      </w:pPr>
-    </w:p>
-    <w:p xmlns:wp14="http://schemas.microsoft.com/office/word/2010/wordml" wp14:paraId="2CCD140C" wp14:textId="224259BF">
-      <w:pPr>
-        <w:pStyle w:val="Normal"/>
-      </w:pPr>
-    </w:p>
-    <w:p xmlns:wp14="http://schemas.microsoft.com/office/word/2010/wordml" wp14:paraId="3D918412" wp14:textId="6906F159">
-      <w:pPr>
-        <w:pStyle w:val="Normal"/>
-      </w:pPr>
-    </w:p>
-    <w:p xmlns:wp14="http://schemas.microsoft.com/office/word/2010/wordml" wp14:paraId="04FA1840" wp14:textId="233176E4">
-      <w:pPr>
-        <w:pStyle w:val="Normal"/>
-      </w:pPr>
-    </w:p>
-    <w:p xmlns:wp14="http://schemas.microsoft.com/office/word/2010/wordml" wp14:paraId="471C9AD7" wp14:textId="1D802AE3">
-      <w:pPr>
-        <w:pStyle w:val="Normal"/>
-      </w:pPr>
-    </w:p>
-    <w:p xmlns:wp14="http://schemas.microsoft.com/office/word/2010/wordml" wp14:paraId="5CF9D440" wp14:textId="4C5A496D">
-      <w:pPr>
-        <w:pStyle w:val="Normal"/>
-      </w:pPr>
-    </w:p>
-    <w:p>
-      <w:pPr>
-        <w:pStyle w:val="Normal"/>
-      </w:pPr>
-    </w:p>
-    <w:p>
-      <w:pPr>
-        <w:pStyle w:val="Normal"/>
-      </w:pPr>
-    </w:p>
-    <w:p>
-      <w:pPr>
-        <w:pStyle w:val="Normal"/>
-      </w:pPr>
-    </w:p>
-    <w:p>
-      <w:pPr>
-        <w:pStyle w:val="Normal"/>
-      </w:pPr>
-    </w:p>
-    <w:p xmlns:wp14="http://schemas.microsoft.com/office/word/2010/wordml" wp14:paraId="7C89699E" wp14:textId="462A39F7">
-      <w:pPr>
-        <w:pStyle w:val="Normal"/>
-      </w:pPr>
-    </w:p>
-    <w:p xmlns:wp14="http://schemas.microsoft.com/office/word/2010/wordml" wp14:paraId="69594C5A" wp14:textId="07F15AC4">
-      <w:pPr>
-        <w:pStyle w:val="Normal"/>
-      </w:pPr>
-    </w:p>
-    <w:p xmlns:wp14="http://schemas.microsoft.com/office/word/2010/wordml" wp14:paraId="6D46C603" wp14:textId="0D0FCAB4">
-      <w:pPr>
-        <w:pStyle w:val="Normal"/>
-      </w:pPr>
-    </w:p>
-    <w:p xmlns:wp14="http://schemas.microsoft.com/office/word/2010/wordml" wp14:paraId="720BD5C4" wp14:textId="421B9E48">
-      <w:pPr>
-        <w:pStyle w:val="Normal"/>
-      </w:pPr>
-    </w:p>
-    <w:p xmlns:wp14="http://schemas.microsoft.com/office/word/2010/wordml" wp14:paraId="15D350A3" wp14:textId="5ED19323">
-      <w:pPr>
-        <w:pStyle w:val="Normal"/>
-      </w:pPr>
-    </w:p>
-    <w:p xmlns:wp14="http://schemas.microsoft.com/office/word/2010/wordml" wp14:paraId="59DF5F45" wp14:textId="06AA506E">
-      <w:pPr>
-        <w:pStyle w:val="Normal"/>
-      </w:pPr>
-    </w:p>
-    <w:p xmlns:wp14="http://schemas.microsoft.com/office/word/2010/wordml" wp14:paraId="16099E00" wp14:textId="01FA9EB2">
-      <w:pPr>
-        <w:pStyle w:val="Normal"/>
-      </w:pPr>
-    </w:p>
-    <w:p xmlns:wp14="http://schemas.microsoft.com/office/word/2010/wordml" wp14:paraId="792EAD9E" wp14:textId="5B90673D">
-      <w:pPr>
-        <w:pStyle w:val="Normal"/>
-      </w:pPr>
-    </w:p>
-    <w:p xmlns:wp14="http://schemas.microsoft.com/office/word/2010/wordml" wp14:paraId="78FF36B4" wp14:textId="67B285C3">
-      <w:pPr>
-        <w:pStyle w:val="Normal"/>
-      </w:pPr>
-    </w:p>
-    <w:p xmlns:wp14="http://schemas.microsoft.com/office/word/2010/wordml" wp14:paraId="2F7089FE" wp14:textId="60F7FFA0">
-      <w:pPr>
-        <w:pStyle w:val="Normal"/>
-      </w:pPr>
+        <w:rPr/>
+      </w:pPr>
+      <w:r>
+        <w:rPr/>
+      </w:r>
+    </w:p>
+    <w:p>
+      <w:pPr>
+        <w:pStyle w:val="Normal"/>
+        <w:rPr/>
+      </w:pPr>
+      <w:r>
+        <w:rPr/>
+      </w:r>
+    </w:p>
+    <w:p>
+      <w:pPr>
+        <w:pStyle w:val="Normal"/>
+        <w:widowControl/>
+        <w:bidi w:val="0"/>
+        <w:spacing w:lineRule="auto" w:line="278" w:before="0" w:after="160"/>
+        <w:jc w:val="start"/>
+        <w:rPr/>
+      </w:pPr>
+      <w:r>
+        <w:rPr/>
+      </w:r>
     </w:p>
     <w:sectPr>
-      <w:pgSz w:w="16838" w:h="11906" w:orient="landscape"/>
-      <w:pgMar w:top="1440" w:right="1440" w:bottom="1440" w:left="1440" w:header="720" w:footer="720" w:gutter="0"/>
-      <w:cols w:space="720"/>
-      <w:docGrid w:linePitch="360"/>
+      <w:type w:val="nextPage"/>
+      <w:pgSz w:orient="landscape" w:w="16838" w:h="11906"/>
+      <w:pgMar w:left="1440" w:right="1440" w:gutter="0" w:header="0" w:top="1440" w:footer="0" w:bottom="1440"/>
+      <w:pgNumType w:fmt="decimal"/>
+      <w:formProt w:val="false"/>
+      <w:textDirection w:val="lrTb"/>
+      <w:docGrid w:type="default" w:linePitch="360" w:charSpace="0"/>
     </w:sectPr>
   </w:body>
 </w:document>
 </file>
 
 <file path=word/styles.xml><?xml version="1.0" encoding="utf-8"?>
-<w:styles xmlns:wp14="http://schemas.microsoft.com/office/word/2010/wordprocessingDrawing" xmlns:mc="http://schemas.openxmlformats.org/markup-compatibility/2006" xmlns:r="http://schemas.openxmlformats.org/officeDocument/2006/relationships" xmlns:w="http://schemas.openxmlformats.org/wordprocessingml/2006/main" xmlns:w14="http://schemas.microsoft.com/office/word/2010/wordml" xmlns:w15="http://schemas.microsoft.com/office/word/2012/wordml" xmlns:w16se="http://schemas.microsoft.com/office/word/2015/wordml/symex" xmlns:w16cid="http://schemas.microsoft.com/office/word/2016/wordml/cid" xmlns:w16="http://schemas.microsoft.com/office/word/2018/wordml" xmlns:w16cex="http://schemas.microsoft.com/office/word/2018/wordml/cex" xmlns:w16sdtdh="http://schemas.microsoft.com/office/word/2020/wordml/sdtdatahash" xmlns:w16sdtfl="http://schemas.microsoft.com/office/word/2024/wordml/sdtformatlock" mc:Ignorable="w14 w15 wp14 w16se w16cid w16 w16cex w16sdtdh w16sdtfl">
+<w:styles xmlns:w="http://schemas.openxmlformats.org/wordprocessingml/2006/main" xmlns:w14="http://schemas.microsoft.com/office/word/2010/wordml" xmlns:mc="http://schemas.openxmlformats.org/markup-compatibility/2006" mc:Ignorable="w14">
   <w:docDefaults>
     <w:rPrDefault>
       <w:rPr>
-        <w:rFonts w:asciiTheme="minorHAnsi" w:hAnsiTheme="minorHAnsi" w:eastAsiaTheme="minorHAnsi" w:cstheme="minorBidi"/>
+        <w:rFonts w:ascii="Aptos" w:hAnsi="Aptos" w:eastAsia="Aptos" w:cs="" w:asciiTheme="minorHAnsi" w:cstheme="minorBidi" w:eastAsiaTheme="minorHAnsi" w:hAnsiTheme="minorHAnsi"/>
         <w:sz w:val="24"/>
         <w:szCs w:val="24"/>
         <w:lang w:val="fr-FR" w:eastAsia="en-US" w:bidi="ar-SA"/>
@@ -615,7 +447,7 @@
     </w:rPrDefault>
     <w:pPrDefault>
       <w:pPr>
-        <w:spacing w:after="160" w:line="279" w:lineRule="auto"/>
+        <w:suppressAutoHyphens w:val="true"/>
       </w:pPr>
     </w:pPrDefault>
   </w:docDefaults>
@@ -995,20 +827,100 @@
   <w:style w:type="paragraph" w:styleId="Normal" w:default="1">
     <w:name w:val="Normal"/>
     <w:qFormat/>
+    <w:pPr>
+      <w:widowControl/>
+      <w:bidi w:val="0"/>
+      <w:spacing w:lineRule="auto" w:line="278" w:before="0" w:after="160"/>
+      <w:jc w:val="start"/>
+    </w:pPr>
+    <w:rPr>
+      <w:rFonts w:ascii="Aptos" w:hAnsi="Aptos" w:eastAsia="Aptos" w:cs="" w:asciiTheme="minorHAnsi" w:cstheme="minorBidi" w:eastAsiaTheme="minorHAnsi" w:hAnsiTheme="minorHAnsi"/>
+      <w:color w:val="auto"/>
+      <w:kern w:val="0"/>
+      <w:sz w:val="24"/>
+      <w:szCs w:val="24"/>
+      <w:lang w:val="fr-FR" w:eastAsia="en-US" w:bidi="ar-SA"/>
+    </w:rPr>
   </w:style>
   <w:style w:type="character" w:styleId="DefaultParagraphFont" w:default="1">
     <w:name w:val="Default Paragraph Font"/>
     <w:uiPriority w:val="1"/>
     <w:semiHidden/>
     <w:unhideWhenUsed/>
+    <w:qFormat/>
+    <w:rPr/>
   </w:style>
-  <w:style w:type="table" w:styleId="TableNormal" w:default="1">
+  <w:style w:type="paragraph" w:styleId="Heading">
+    <w:name w:val="Heading"/>
+    <w:basedOn w:val="Normal"/>
+    <w:next w:val="BodyText"/>
+    <w:qFormat/>
+    <w:pPr>
+      <w:keepNext w:val="true"/>
+      <w:spacing w:before="240" w:after="120"/>
+    </w:pPr>
+    <w:rPr>
+      <w:rFonts w:ascii="Liberation Sans" w:hAnsi="Liberation Sans" w:eastAsia="Noto Sans CJK SC" w:cs="Noto Sans Devanagari"/>
+      <w:sz w:val="28"/>
+      <w:szCs w:val="28"/>
+    </w:rPr>
+  </w:style>
+  <w:style w:type="paragraph" w:styleId="BodyText">
+    <w:name w:val="Body Text"/>
+    <w:basedOn w:val="Normal"/>
+    <w:pPr>
+      <w:spacing w:lineRule="auto" w:line="276" w:before="0" w:after="140"/>
+    </w:pPr>
+    <w:rPr/>
+  </w:style>
+  <w:style w:type="paragraph" w:styleId="List">
+    <w:name w:val="List"/>
+    <w:basedOn w:val="BodyText"/>
+    <w:pPr/>
+    <w:rPr>
+      <w:rFonts w:cs="Noto Sans Devanagari"/>
+    </w:rPr>
+  </w:style>
+  <w:style w:type="paragraph" w:styleId="Caption">
+    <w:name w:val="caption"/>
+    <w:basedOn w:val="Normal"/>
+    <w:qFormat/>
+    <w:pPr>
+      <w:suppressLineNumbers/>
+      <w:spacing w:before="120" w:after="120"/>
+    </w:pPr>
+    <w:rPr>
+      <w:rFonts w:cs="Noto Sans Devanagari"/>
+      <w:i/>
+      <w:iCs/>
+      <w:sz w:val="24"/>
+      <w:szCs w:val="24"/>
+    </w:rPr>
+  </w:style>
+  <w:style w:type="paragraph" w:styleId="Index">
+    <w:name w:val="Index"/>
+    <w:basedOn w:val="Normal"/>
+    <w:qFormat/>
+    <w:pPr>
+      <w:suppressLineNumbers/>
+    </w:pPr>
+    <w:rPr>
+      <w:rFonts w:cs="Noto Sans Devanagari"/>
+    </w:rPr>
+  </w:style>
+  <w:style w:type="numbering" w:styleId="NoList" w:default="1">
+    <w:name w:val="No List"/>
+    <w:uiPriority w:val="99"/>
+    <w:semiHidden/>
+    <w:unhideWhenUsed/>
+    <w:qFormat/>
+  </w:style>
+  <w:style w:type="table" w:default="1" w:styleId="TableNormal">
     <w:name w:val="Normal Table"/>
     <w:uiPriority w:val="99"/>
     <w:semiHidden/>
     <w:unhideWhenUsed/>
     <w:tblPr>
-      <w:tblInd w:w="0" w:type="dxa"/>
       <w:tblCellMar>
         <w:top w:w="0" w:type="dxa"/>
         <w:left w:w="108" w:type="dxa"/>
@@ -1017,24 +929,18 @@
       </w:tblCellMar>
     </w:tblPr>
   </w:style>
-  <w:style w:type="numbering" w:styleId="NoList" w:default="1">
-    <w:name w:val="No List"/>
-    <w:uiPriority w:val="99"/>
-    <w:semiHidden/>
-    <w:unhideWhenUsed/>
-  </w:style>
 </w:styles>
 </file>
 
 <file path=word/theme/theme1.xml><?xml version="1.0" encoding="utf-8"?>
-<a:theme xmlns:thm15="http://schemas.microsoft.com/office/thememl/2012/main" xmlns:a="http://schemas.openxmlformats.org/drawingml/2006/main" name="Office Theme">
+<a:theme xmlns:a="http://schemas.openxmlformats.org/drawingml/2006/main" xmlns:r="http://schemas.openxmlformats.org/officeDocument/2006/relationships" name="Office Theme">
   <a:themeElements>
     <a:clrScheme name="Office">
       <a:dk1>
-        <a:sysClr val="windowText" lastClr="000000"/>
+        <a:srgbClr val="000000"/>
       </a:dk1>
       <a:lt1>
-        <a:sysClr val="window" lastClr="FFFFFF"/>
+        <a:srgbClr val="FFFFFF"/>
       </a:lt1>
       <a:dk2>
         <a:srgbClr val="0E2841"/>
@@ -1069,119 +975,55 @@
     </a:clrScheme>
     <a:fontScheme name="Office">
       <a:majorFont>
-        <a:latin typeface="Aptos Display" panose="02110004020202020204"/>
+        <a:latin typeface="Aptos Display" panose="02110004020202020204" pitchFamily="0" charset="1"/>
         <a:ea typeface=""/>
         <a:cs typeface=""/>
-        <a:font script="Jpan" typeface="ＭＳ ゴシック"/>
-        <a:font script="Hang" typeface="맑은 고딕"/>
-        <a:font script="Hans" typeface="宋体"/>
-        <a:font script="Hant" typeface="新細明體"/>
-        <a:font script="Arab" typeface="Times New Roman"/>
-        <a:font script="Hebr" typeface="Times New Roman"/>
-        <a:font script="Thai" typeface="Angsana New"/>
-        <a:font script="Ethi" typeface="Nyala"/>
-        <a:font script="Beng" typeface="Vrinda"/>
-        <a:font script="Gujr" typeface="Shruti"/>
-        <a:font script="Khmr" typeface="MoolBoran"/>
-        <a:font script="Knda" typeface="Tunga"/>
-        <a:font script="Guru" typeface="Raavi"/>
-        <a:font script="Cans" typeface="Euphemia"/>
-        <a:font script="Cher" typeface="Plantagenet Cherokee"/>
-        <a:font script="Yiii" typeface="Microsoft Yi Baiti"/>
-        <a:font script="Tibt" typeface="Microsoft Himalaya"/>
-        <a:font script="Thaa" typeface="MV Boli"/>
-        <a:font script="Deva" typeface="Mangal"/>
-        <a:font script="Telu" typeface="Gautami"/>
-        <a:font script="Taml" typeface="Latha"/>
-        <a:font script="Syrc" typeface="Estrangelo Edessa"/>
-        <a:font script="Orya" typeface="Kalinga"/>
-        <a:font script="Mlym" typeface="Kartika"/>
-        <a:font script="Laoo" typeface="DokChampa"/>
-        <a:font script="Sinh" typeface="Iskoola Pota"/>
-        <a:font script="Mong" typeface="Mongolian Baiti"/>
-        <a:font script="Viet" typeface="Times New Roman"/>
-        <a:font script="Uigh" typeface="Microsoft Uighur"/>
-        <a:font script="Geor" typeface="Sylfaen"/>
       </a:majorFont>
       <a:minorFont>
-        <a:latin typeface="Aptos" panose="02110004020202020204"/>
+        <a:latin typeface="Aptos" panose="02110004020202020204" pitchFamily="0" charset="1"/>
         <a:ea typeface=""/>
         <a:cs typeface=""/>
-        <a:font script="Jpan" typeface="ＭＳ 明朝"/>
-        <a:font script="Hang" typeface="맑은 고딕"/>
-        <a:font script="Hans" typeface="宋体"/>
-        <a:font script="Hant" typeface="新細明體"/>
-        <a:font script="Arab" typeface="Arial"/>
-        <a:font script="Hebr" typeface="Arial"/>
-        <a:font script="Thai" typeface="Cordia New"/>
-        <a:font script="Ethi" typeface="Nyala"/>
-        <a:font script="Beng" typeface="Vrinda"/>
-        <a:font script="Gujr" typeface="Shruti"/>
-        <a:font script="Khmr" typeface="DaunPenh"/>
-        <a:font script="Knda" typeface="Tunga"/>
-        <a:font script="Guru" typeface="Raavi"/>
-        <a:font script="Cans" typeface="Euphemia"/>
-        <a:font script="Cher" typeface="Plantagenet Cherokee"/>
-        <a:font script="Yiii" typeface="Microsoft Yi Baiti"/>
-        <a:font script="Tibt" typeface="Microsoft Himalaya"/>
-        <a:font script="Thaa" typeface="MV Boli"/>
-        <a:font script="Deva" typeface="Mangal"/>
-        <a:font script="Telu" typeface="Gautami"/>
-        <a:font script="Taml" typeface="Latha"/>
-        <a:font script="Syrc" typeface="Estrangelo Edessa"/>
-        <a:font script="Orya" typeface="Kalinga"/>
-        <a:font script="Mlym" typeface="Kartika"/>
-        <a:font script="Laoo" typeface="DokChampa"/>
-        <a:font script="Sinh" typeface="Iskoola Pota"/>
-        <a:font script="Mong" typeface="Mongolian Baiti"/>
-        <a:font script="Viet" typeface="Arial"/>
-        <a:font script="Uigh" typeface="Microsoft Uighur"/>
-        <a:font script="Geor" typeface="Sylfaen"/>
       </a:minorFont>
     </a:fontScheme>
-    <a:fmtScheme name="Office">
+    <a:fmtScheme>
       <a:fillStyleLst>
         <a:solidFill>
           <a:schemeClr val="phClr"/>
         </a:solidFill>
-        <a:gradFill rotWithShape="1">
+        <a:gradFill>
           <a:gsLst>
             <a:gs pos="0">
               <a:schemeClr val="phClr">
                 <a:lumMod val="110000"/>
-                <a:satMod val="105000"/>
                 <a:tint val="67000"/>
               </a:schemeClr>
             </a:gs>
             <a:gs pos="50000">
               <a:schemeClr val="phClr">
                 <a:lumMod val="105000"/>
-                <a:satMod val="103000"/>
                 <a:tint val="73000"/>
               </a:schemeClr>
             </a:gs>
             <a:gs pos="100000">
               <a:schemeClr val="phClr">
                 <a:lumMod val="105000"/>
-                <a:satMod val="109000"/>
                 <a:tint val="81000"/>
               </a:schemeClr>
             </a:gs>
           </a:gsLst>
           <a:lin ang="5400000" scaled="0"/>
+          <a:tileRect l="0" t="0" r="0" b="0"/>
         </a:gradFill>
-        <a:gradFill rotWithShape="1">
+        <a:gradFill>
           <a:gsLst>
             <a:gs pos="0">
               <a:schemeClr val="phClr">
-                <a:satMod val="103000"/>
                 <a:lumMod val="102000"/>
                 <a:tint val="94000"/>
               </a:schemeClr>
             </a:gs>
             <a:gs pos="50000">
               <a:schemeClr val="phClr">
-                <a:satMod val="110000"/>
                 <a:lumMod val="100000"/>
                 <a:shade val="100000"/>
               </a:schemeClr>
@@ -1189,33 +1031,24 @@
             <a:gs pos="100000">
               <a:schemeClr val="phClr">
                 <a:lumMod val="99000"/>
-                <a:satMod val="120000"/>
                 <a:shade val="78000"/>
               </a:schemeClr>
             </a:gs>
           </a:gsLst>
           <a:lin ang="5400000" scaled="0"/>
+          <a:tileRect l="0" t="0" r="0" b="0"/>
         </a:gradFill>
       </a:fillStyleLst>
       <a:lnStyleLst>
         <a:ln w="6350" cap="flat" cmpd="sng" algn="ctr">
-          <a:solidFill>
-            <a:schemeClr val="phClr"/>
-          </a:solidFill>
           <a:prstDash val="solid"/>
           <a:miter lim="800000"/>
         </a:ln>
         <a:ln w="12700" cap="flat" cmpd="sng" algn="ctr">
-          <a:solidFill>
-            <a:schemeClr val="phClr"/>
-          </a:solidFill>
           <a:prstDash val="solid"/>
           <a:miter lim="800000"/>
         </a:ln>
         <a:ln w="19050" cap="flat" cmpd="sng" algn="ctr">
-          <a:solidFill>
-            <a:schemeClr val="phClr"/>
-          </a:solidFill>
           <a:prstDash val="solid"/>
           <a:miter lim="800000"/>
         </a:ln>
@@ -1228,13 +1061,7 @@
           <a:effectLst/>
         </a:effectStyle>
         <a:effectStyle>
-          <a:effectLst>
-            <a:outerShdw blurRad="57150" dist="19050" dir="5400000" algn="ctr" rotWithShape="0">
-              <a:srgbClr val="000000">
-                <a:alpha val="63000"/>
-              </a:srgbClr>
-            </a:outerShdw>
-          </a:effectLst>
+          <a:effectLst/>
         </a:effectStyle>
       </a:effectStyleLst>
       <a:bgFillStyleLst>
@@ -1244,15 +1071,13 @@
         <a:solidFill>
           <a:schemeClr val="phClr">
             <a:tint val="95000"/>
-            <a:satMod val="170000"/>
           </a:schemeClr>
         </a:solidFill>
-        <a:gradFill rotWithShape="1">
+        <a:gradFill>
           <a:gsLst>
             <a:gs pos="0">
               <a:schemeClr val="phClr">
                 <a:tint val="93000"/>
-                <a:satMod val="150000"/>
                 <a:shade val="98000"/>
                 <a:lumMod val="102000"/>
               </a:schemeClr>
@@ -1260,7 +1085,6 @@
             <a:gs pos="50000">
               <a:schemeClr val="phClr">
                 <a:tint val="98000"/>
-                <a:satMod val="130000"/>
                 <a:shade val="90000"/>
                 <a:lumMod val="103000"/>
               </a:schemeClr>
@@ -1268,21 +1092,14 @@
             <a:gs pos="100000">
               <a:schemeClr val="phClr">
                 <a:shade val="63000"/>
-                <a:satMod val="120000"/>
               </a:schemeClr>
             </a:gs>
           </a:gsLst>
           <a:lin ang="5400000" scaled="0"/>
+          <a:tileRect l="0" t="0" r="0" b="0"/>
         </a:gradFill>
       </a:bgFillStyleLst>
     </a:fmtScheme>
   </a:themeElements>
-  <a:objectDefaults/>
-  <a:extraClrSchemeLst/>
-  <a:extLst>
-    <a:ext uri="{05A4C25C-085E-4340-85A3-A5531E510DB2}">
-      <thm15:themeFamily xmlns:thm15="http://schemas.microsoft.com/office/thememl/2012/main" name="Office Theme" id="{62F939B6-93AF-4DB8-9C6B-D6C7DFDC589F}" vid="{4A3C46E8-61CC-4603-A589-7422A47A8E4A}"/>
-    </a:ext>
-  </a:extLst>
 </a:theme>
 </file>